--- a/03_Outputs/final scripts/ru/Module 6/6.3.0-ru.docx
+++ b/03_Outputs/final scripts/ru/Module 6/6.3.0-ru.docx
@@ -19,7 +19,7 @@
     </w:p>
     <w:p>
       <w:r>
-        <w:t xml:space="preserve">Далее мы рассмотрим стратегии адаптации. Обсудим проектирование климатически устойчивой инфраструктуры — от повышения уровня подстанций до укрепления сетей. Рассмотрим диверсификацию энергетических смесей для снижения зависимости от одного вида топлива или региона, а также децентрализованные и автономные решения, которые обеспечивают подачу электроэнергии при сбоях централизованных сетей. Важной темой станет интеграция климатических рисков в планирование энергетики и инвестиционные решения.  </w:t>
+        <w:t xml:space="preserve">Далее мы рассмотрим стратегии адаптации. Обсудим проектирование климатически устойчивой инфраструктуры — от повышения подстанций до укрепления сетей. Рассмотрим диверсификацию энергетических смесей для снижения зависимости от одного вида топлива или региона, а также децентрализованные и автономные решения, которые обеспечивают подачу электроэнергии при сбоях централизованных сетей. Важной темой станет интеграция климатических рисков в планирование энергетики и инвестиционные решения.  </w:t>
       </w:r>
     </w:p>
     <w:p>
